--- a/cases/nuclear-waste/published/Nuclear Waste - Case Study.docx
+++ b/cases/nuclear-waste/published/Nuclear Waste - Case Study.docx
@@ -77,7 +77,7 @@
     </w:p>
     <w:p>
       <w:r>
-        <w:t xml:space="preserve">The commission is an independent federal agency tasked with protecting public health and safety related to nuclear energy — overseeing reactor safety, licensing, and the storage and disposal of spent fuel. It is awarding a contract to store spent Uranium-235 reactor rods from 15 different sites across Region Three. After 7-10 years cooling onsite at their original reactors, the rods are cool enough to transport, though still highly radioactive and requiring secure, specialized storage. The contract covers </w:t>
+        <w:t xml:space="preserve">The commission is an independent federal agency tasked with protecting public health and safety related to nuclear energy — overseeing reactor safety, licensing, and the storage and disposal of spent fuel. By its own charter, safety is the threshold factor in any award: a cheaper bid does not win simply for being cheaper, it wins only if the commission judges its safety adequate for the job. Whether a real but modest safety-rating gap between two bids that are both, by any reasonable standard, safe is itself decisive — or whether a large enough cost difference can still tip the vote — is exactly the judgment call the commission is in the room to make; the charter sets what the commission must weigh, not what it must conclude. It is awarding a contract to store spent Uranium-235 reactor rods from 15 different sites across Region Three. After 7-10 years cooling onsite at their original reactors, the rods are cool enough to transport, though still highly radioactive and requiring secure, specialized storage. The contract covers </w:t>
       </w:r>
       <w:r>
         <w:rPr>
